--- a/input/科大讯飞产教融合_具身智能方向_人才培养方案_高职.docx
+++ b/input/科大讯飞产教融合_具身智能方向_人才培养方案_高职.docx
@@ -1,89 +1,513 @@
 
 <file path=word/document.xml><?xml version="1.0" encoding="utf-8"?>
-<w:document xmlns:wpc="http://schemas.microsoft.com/office/word/2010/wordprocessingCanvas" xmlns:mc="http://schemas.openxmlformats.org/markup-compatibility/2006" xmlns:o="urn:schemas-microsoft-com:office:office" xmlns:r="http://schemas.openxmlformats.org/officeDocument/2006/relationships" xmlns:m="http://schemas.openxmlformats.org/officeDocument/2006/math" xmlns:v="urn:schemas-microsoft-com:vml" xmlns:wp14="http://schemas.microsoft.com/office/word/2010/wordprocessingDrawing" xmlns:wp="http://schemas.openxmlformats.org/drawingml/2006/wordprocessingDrawing" xmlns:w="http://schemas.openxmlformats.org/wordprocessingml/2006/main" xmlns:w14="http://schemas.microsoft.com/office/word/2010/wordml" xmlns:w10="urn:schemas-microsoft-com:office:word" xmlns:w15="http://schemas.microsoft.com/office/word/2012/wordml" xmlns:wpg="http://schemas.microsoft.com/office/word/2010/wordprocessingGroup" xmlns:wpi="http://schemas.microsoft.com/office/word/2010/wordprocessingInk" xmlns:wne="http://schemas.microsoft.com/office/word/2006/wordml" xmlns:wps="http://schemas.microsoft.com/office/word/2010/wordprocessingShape" xmlns:wpsCustomData="http://www.wps.cn/officeDocument/2013/wpsCustomData" mc:Ignorable="w14 w15 wp14">
+<w:document xmlns:wpc="http://schemas.microsoft.com/office/word/2010/wordprocessingCanvas" xmlns:cx="http://schemas.microsoft.com/office/drawing/2014/chartex" xmlns:cx1="http://schemas.microsoft.com/office/drawing/2015/9/8/chartex" xmlns:cx2="http://schemas.microsoft.com/office/drawing/2015/10/21/chartex" xmlns:cx3="http://schemas.microsoft.com/office/drawing/2016/5/9/chartex" xmlns:cx4="http://schemas.microsoft.com/office/drawing/2016/5/10/chartex" xmlns:cx5="http://schemas.microsoft.com/office/drawing/2016/5/11/chartex" xmlns:cx6="http://schemas.microsoft.com/office/drawing/2016/5/12/chartex" xmlns:cx7="http://schemas.microsoft.com/office/drawing/2016/5/13/chartex" xmlns:cx8="http://schemas.microsoft.com/office/drawing/2016/5/14/chartex" xmlns:mc="http://schemas.openxmlformats.org/markup-compatibility/2006" xmlns:o="urn:schemas-microsoft-com:office:office" xmlns:r="http://schemas.openxmlformats.org/officeDocument/2006/relationships" xmlns:m="http://schemas.openxmlformats.org/officeDocument/2006/math" xmlns:v="urn:schemas-microsoft-com:vml" xmlns:wp14="http://schemas.microsoft.com/office/word/2010/wordprocessingDrawing" xmlns:wp="http://schemas.openxmlformats.org/drawingml/2006/wordprocessingDrawing" xmlns:w="http://schemas.openxmlformats.org/wordprocessingml/2006/main" xmlns:w14="http://schemas.microsoft.com/office/word/2010/wordml" xmlns:w10="urn:schemas-microsoft-com:office:word" xmlns:w15="http://schemas.microsoft.com/office/word/2012/wordml" xmlns:wpg="http://schemas.microsoft.com/office/word/2010/wordprocessingGroup" xmlns:wpi="http://schemas.microsoft.com/office/word/2010/wordprocessingInk" xmlns:wne="http://schemas.microsoft.com/office/word/2006/wordml" xmlns:wps="http://schemas.microsoft.com/office/word/2010/wordprocessingShape" xmlns:wpsCustomData="http://www.wps.cn/officeDocument/2013/wpsCustomData" mc:Ignorable="w14 w15 wp14">
   <w:body>
-    <w:p/>
-    <w:p/>
-    <w:p/>
-    <w:p/>
     <w:p>
-      <w:pPr>
-        <w:jc w:val="center"/>
-      </w:pPr>
       <w:r>
         <w:rPr>
-          <w:rFonts w:ascii="黑体" w:hAnsi="黑体" w:eastAsia="黑体"/>
-          <w:b/>
-          <w:color w:val="003366"/>
-          <w:sz w:val="56"/>
+          <w:sz w:val="21"/>
         </w:rPr>
-        <w:t>科大讯飞产教融合</w:t>
-      </w:r>
-    </w:p>
-    <w:p>
-      <w:pPr>
-        <w:jc w:val="center"/>
-      </w:pPr>
-      <w:r>
-        <w:rPr>
-          <w:rFonts w:ascii="黑体" w:hAnsi="黑体" w:eastAsia="黑体"/>
-          <w:color w:val="003366"/>
-          <w:sz w:val="48"/>
-        </w:rPr>
-        <w:t>智能体（具身智能方向）</w:t>
-      </w:r>
-    </w:p>
-    <w:p>
-      <w:pPr>
-        <w:jc w:val="center"/>
-      </w:pPr>
-      <w:r>
-        <w:rPr>
-          <w:rFonts w:ascii="黑体" w:hAnsi="黑体" w:eastAsia="黑体"/>
-          <w:color w:val="003366"/>
-          <w:sz w:val="48"/>
-        </w:rPr>
-        <w:t>人才培养方案</w:t>
-      </w:r>
-    </w:p>
-    <w:p>
-      <w:pPr>
-        <w:jc w:val="center"/>
-      </w:pPr>
-      <w:r>
-        <w:rPr>
-          <w:rFonts w:ascii="黑体" w:hAnsi="黑体" w:eastAsia="黑体"/>
-          <w:color w:val="666666"/>
-          <w:sz w:val="36"/>
-        </w:rPr>
-        <w:t>（2026高职版）</w:t>
+        <w:drawing>
+          <wp:anchor distT="0" distB="0" distL="114300" distR="114300" simplePos="0" relativeHeight="251659264" behindDoc="1" locked="0" layoutInCell="1" allowOverlap="1">
+            <wp:simplePos x="0" y="0"/>
+            <wp:positionH relativeFrom="column">
+              <wp:posOffset>-1137920</wp:posOffset>
+            </wp:positionH>
+            <wp:positionV relativeFrom="paragraph">
+              <wp:posOffset>-913765</wp:posOffset>
+            </wp:positionV>
+            <wp:extent cx="7590155" cy="10741660"/>
+            <wp:effectExtent l="0" t="0" r="4445" b="2540"/>
+            <wp:wrapNone/>
+            <wp:docPr id="1" name="图片 1" descr="C:\Users\jbzhang\Desktop\培养方案\A4 - 1 (3).pngA4 - 1 (3)"/>
+            <wp:cNvGraphicFramePr>
+              <a:graphicFrameLocks xmlns:a="http://schemas.openxmlformats.org/drawingml/2006/main" noChangeAspect="1"/>
+            </wp:cNvGraphicFramePr>
+            <a:graphic xmlns:a="http://schemas.openxmlformats.org/drawingml/2006/main">
+              <a:graphicData uri="http://schemas.openxmlformats.org/drawingml/2006/picture">
+                <pic:pic xmlns:pic="http://schemas.openxmlformats.org/drawingml/2006/picture">
+                  <pic:nvPicPr>
+                    <pic:cNvPr id="1" name="图片 1" descr="C:\Users\jbzhang\Desktop\培养方案\A4 - 1 (3).pngA4 - 1 (3)"/>
+                    <pic:cNvPicPr>
+                      <a:picLocks noChangeAspect="1"/>
+                    </pic:cNvPicPr>
+                  </pic:nvPicPr>
+                  <pic:blipFill>
+                    <a:blip r:embed="rId6"/>
+                    <a:stretch>
+                      <a:fillRect/>
+                    </a:stretch>
+                  </pic:blipFill>
+                  <pic:spPr>
+                    <a:xfrm>
+                      <a:off x="0" y="0"/>
+                      <a:ext cx="7590155" cy="10741660"/>
+                    </a:xfrm>
+                    <a:prstGeom prst="rect">
+                      <a:avLst/>
+                    </a:prstGeom>
+                    <a:noFill/>
+                    <a:ln>
+                      <a:noFill/>
+                    </a:ln>
+                  </pic:spPr>
+                </pic:pic>
+              </a:graphicData>
+            </a:graphic>
+          </wp:anchor>
+        </w:drawing>
       </w:r>
     </w:p>
     <w:p/>
     <w:p/>
-    <w:p/>
     <w:p>
-      <w:pPr>
-        <w:jc w:val="center"/>
-      </w:pPr>
       <w:r>
         <w:rPr>
-          <w:rFonts w:ascii="宋体" w:hAnsi="宋体" w:eastAsia="宋体"/>
-          <w:sz w:val="32"/>
+          <w:sz w:val="21"/>
         </w:rPr>
-        <w:t>科大讯飞股份有限公司</w:t>
+        <mc:AlternateContent>
+          <mc:Choice Requires="wps">
+            <w:drawing>
+              <wp:anchor distT="0" distB="0" distL="114300" distR="114300" simplePos="0" relativeHeight="251660288" behindDoc="0" locked="0" layoutInCell="1" allowOverlap="1">
+                <wp:simplePos x="0" y="0"/>
+                <wp:positionH relativeFrom="column">
+                  <wp:posOffset>-1043305</wp:posOffset>
+                </wp:positionH>
+                <wp:positionV relativeFrom="paragraph">
+                  <wp:posOffset>40640</wp:posOffset>
+                </wp:positionV>
+                <wp:extent cx="7543165" cy="929640"/>
+                <wp:effectExtent l="0" t="0" r="0" b="0"/>
+                <wp:wrapNone/>
+                <wp:docPr id="15" name="文本框 15"/>
+                <wp:cNvGraphicFramePr/>
+                <a:graphic xmlns:a="http://schemas.openxmlformats.org/drawingml/2006/main">
+                  <a:graphicData uri="http://schemas.microsoft.com/office/word/2010/wordprocessingShape">
+                    <wps:wsp>
+                      <wps:cNvSpPr txBox="1"/>
+                      <wps:spPr>
+                        <a:xfrm>
+                          <a:off x="577850" y="7416165"/>
+                          <a:ext cx="5953125" cy="1500505"/>
+                        </a:xfrm>
+                        <a:prstGeom prst="rect">
+                          <a:avLst/>
+                        </a:prstGeom>
+                        <a:noFill/>
+                        <a:ln w="6350">
+                          <a:noFill/>
+                        </a:ln>
+                        <a:effectLst/>
+                      </wps:spPr>
+                      <wps:txbx>
+                        <w:txbxContent>
+                          <w:p>
+                            <w:pPr>
+                              <w:jc w:val="center"/>
+                              <w:rPr>
+                                <w:rFonts w:hint="eastAsia" w:ascii="汉仪超粗宋简" w:hAnsi="汉仪超粗宋简" w:eastAsia="汉仪超粗宋简" w:cs="汉仪超粗宋简"/>
+                                <w:b w:val="0"/>
+                                <w:bCs w:val="0"/>
+                                <w:sz w:val="64"/>
+                                <w:szCs w:val="64"/>
+                                <w:lang w:val="en-US" w:eastAsia="zh-CN"/>
+                              </w:rPr>
+                            </w:pPr>
+                            <w:r>
+                              <w:rPr>
+                                <w:rFonts w:hint="eastAsia" w:ascii="汉仪超粗宋简" w:hAnsi="汉仪超粗宋简" w:eastAsia="汉仪超粗宋简" w:cs="汉仪超粗宋简"/>
+                                <w:b w:val="0"/>
+                                <w:bCs w:val="0"/>
+                                <w:sz w:val="64"/>
+                                <w:szCs w:val="64"/>
+                                <w:lang w:val="en-US" w:eastAsia="zh-CN"/>
+                              </w:rPr>
+                              <w:t>科大讯飞数字人才培养方案(2026)</w:t>
+                            </w:r>
+                          </w:p>
+                        </w:txbxContent>
+                      </wps:txbx>
+                      <wps:bodyPr rot="0" spcFirstLastPara="0" vertOverflow="overflow" horzOverflow="overflow" vert="horz" wrap="square" lIns="91440" tIns="45720" rIns="91440" bIns="45720" numCol="1" spcCol="0" rtlCol="0" fromWordArt="0" anchor="t" anchorCtr="0" forceAA="0" compatLnSpc="1">
+                        <a:noAutofit/>
+                      </wps:bodyPr>
+                    </wps:wsp>
+                  </a:graphicData>
+                </a:graphic>
+              </wp:anchor>
+            </w:drawing>
+          </mc:Choice>
+          <mc:Fallback>
+            <w:pict>
+              <v:shape id="_x0000_s1026" o:spid="_x0000_s1026" o:spt="202" type="#_x0000_t202" style="position:absolute;left:0pt;margin-left:-82.15pt;margin-top:3.2pt;height:73.2pt;width:593.95pt;z-index:251660288;mso-width-relative:page;mso-height-relative:page;" filled="f" stroked="f" coordsize="21600,21600" o:gfxdata="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">
+                <v:fill on="f" focussize="0,0"/>
+                <v:stroke on="f" weight="0.5pt"/>
+                <v:imagedata o:title=""/>
+                <o:lock v:ext="edit" aspectratio="f"/>
+                <v:textbox>
+                  <w:txbxContent>
+                    <w:p>
+                      <w:pPr>
+                        <w:jc w:val="center"/>
+                        <w:rPr>
+                          <w:rFonts w:hint="eastAsia" w:ascii="汉仪超粗宋简" w:hAnsi="汉仪超粗宋简" w:eastAsia="汉仪超粗宋简" w:cs="汉仪超粗宋简"/>
+                          <w:b w:val="0"/>
+                          <w:bCs w:val="0"/>
+                          <w:sz w:val="64"/>
+                          <w:szCs w:val="64"/>
+                          <w:lang w:val="en-US" w:eastAsia="zh-CN"/>
+                        </w:rPr>
+                      </w:pPr>
+                      <w:r>
+                        <w:rPr>
+                          <w:rFonts w:hint="eastAsia" w:ascii="汉仪超粗宋简" w:hAnsi="汉仪超粗宋简" w:eastAsia="汉仪超粗宋简" w:cs="汉仪超粗宋简"/>
+                          <w:b w:val="0"/>
+                          <w:bCs w:val="0"/>
+                          <w:sz w:val="64"/>
+                          <w:szCs w:val="64"/>
+                          <w:lang w:val="en-US" w:eastAsia="zh-CN"/>
+                        </w:rPr>
+                        <w:t>科大讯飞数字人才培养方案(2026)</w:t>
+                      </w:r>
+                    </w:p>
+                  </w:txbxContent>
+                </v:textbox>
+              </v:shape>
+            </w:pict>
+          </mc:Fallback>
+        </mc:AlternateContent>
       </w:r>
     </w:p>
     <w:p>
-      <w:pPr>
-        <w:jc w:val="center"/>
-      </w:pPr>
       <w:r>
         <w:rPr>
-          <w:rFonts w:ascii="宋体" w:hAnsi="宋体" w:eastAsia="宋体"/>
-          <w:sz w:val="28"/>
+          <w:sz w:val="21"/>
         </w:rPr>
-        <w:t>二〇二六年五月</w:t>
+        <mc:AlternateContent>
+          <mc:Choice Requires="wps">
+            <w:drawing>
+              <wp:anchor distT="0" distB="0" distL="114300" distR="114300" simplePos="0" relativeHeight="251661312" behindDoc="0" locked="0" layoutInCell="1" allowOverlap="1">
+                <wp:simplePos x="0" y="0"/>
+                <wp:positionH relativeFrom="column">
+                  <wp:posOffset>-1052195</wp:posOffset>
+                </wp:positionH>
+                <wp:positionV relativeFrom="paragraph">
+                  <wp:posOffset>344170</wp:posOffset>
+                </wp:positionV>
+                <wp:extent cx="7555230" cy="607695"/>
+                <wp:effectExtent l="0" t="0" r="0" b="0"/>
+                <wp:wrapNone/>
+                <wp:docPr id="16" name="文本框 16"/>
+                <wp:cNvGraphicFramePr/>
+                <a:graphic xmlns:a="http://schemas.openxmlformats.org/drawingml/2006/main">
+                  <a:graphicData uri="http://schemas.microsoft.com/office/word/2010/wordprocessingShape">
+                    <wps:wsp>
+                      <wps:cNvSpPr txBox="1"/>
+                      <wps:spPr>
+                        <a:xfrm>
+                          <a:off x="434975" y="8202295"/>
+                          <a:ext cx="3310890" cy="1118870"/>
+                        </a:xfrm>
+                        <a:prstGeom prst="rect">
+                          <a:avLst/>
+                        </a:prstGeom>
+                        <a:noFill/>
+                        <a:ln w="6350">
+                          <a:noFill/>
+                        </a:ln>
+                        <a:effectLst/>
+                      </wps:spPr>
+                      <wps:txbx>
+                        <w:txbxContent>
+                          <w:p>
+                            <w:pPr>
+                              <w:keepNext w:val="0"/>
+                              <w:keepLines w:val="0"/>
+                              <w:widowControl/>
+                              <w:suppressLineNumbers w:val="0"/>
+                              <w:jc w:val="center"/>
+                            </w:pPr>
+                            <w:r>
+                              <w:rPr>
+                                <w:rFonts w:hint="eastAsia" w:ascii="汉仪超粗宋简" w:hAnsi="汉仪超粗宋简" w:eastAsia="汉仪超粗宋简" w:cs="汉仪超粗宋简"/>
+                                <w:sz w:val="48"/>
+                                <w:szCs w:val="56"/>
+                                <w:lang w:val="en-US" w:eastAsia="zh-CN"/>
+                              </w:rPr>
+                              <w:t>具身智能机器人技术领域（高职</w:t>
+                            </w:r>
+                            <w:r>
+                              <w:rPr>
+                                <w:rFonts w:hint="eastAsia" w:ascii="微软雅黑" w:hAnsi="微软雅黑" w:eastAsia="微软雅黑" w:cs="微软雅黑"/>
+                                <w:sz w:val="48"/>
+                                <w:szCs w:val="56"/>
+                                <w:lang w:val="en-US" w:eastAsia="zh-CN"/>
+                              </w:rPr>
+                              <w:t>·</w:t>
+                            </w:r>
+                            <w:r>
+                              <w:rPr>
+                                <w:rFonts w:hint="eastAsia" w:ascii="汉仪超粗宋简" w:hAnsi="汉仪超粗宋简" w:eastAsia="汉仪超粗宋简" w:cs="汉仪超粗宋简"/>
+                                <w:sz w:val="48"/>
+                                <w:szCs w:val="56"/>
+                                <w:lang w:val="en-US" w:eastAsia="zh-CN"/>
+                              </w:rPr>
+                              <w:t>星辰版）</w:t>
+                            </w:r>
+                          </w:p>
+                          <w:p>
+                            <w:pPr>
+                              <w:jc w:val="center"/>
+                              <w:rPr>
+                                <w:rFonts w:hint="eastAsia" w:ascii="汉仪超粗宋简" w:hAnsi="汉仪超粗宋简" w:eastAsia="汉仪超粗宋简" w:cs="汉仪超粗宋简"/>
+                                <w:sz w:val="48"/>
+                                <w:szCs w:val="56"/>
+                                <w:lang w:val="en-US" w:eastAsia="zh-CN"/>
+                              </w:rPr>
+                            </w:pPr>
+                          </w:p>
+                        </w:txbxContent>
+                      </wps:txbx>
+                      <wps:bodyPr rot="0" spcFirstLastPara="0" vertOverflow="overflow" horzOverflow="overflow" vert="horz" wrap="square" lIns="91440" tIns="45720" rIns="91440" bIns="45720" numCol="1" spcCol="0" rtlCol="0" fromWordArt="0" anchor="t" anchorCtr="0" forceAA="0" compatLnSpc="1">
+                        <a:noAutofit/>
+                      </wps:bodyPr>
+                    </wps:wsp>
+                  </a:graphicData>
+                </a:graphic>
+              </wp:anchor>
+            </w:drawing>
+          </mc:Choice>
+          <mc:Fallback>
+            <w:pict>
+              <v:shape id="_x0000_s1026" o:spid="_x0000_s1026" o:spt="202" type="#_x0000_t202" style="position:absolute;left:0pt;margin-left:-82.85pt;margin-top:27.1pt;height:47.85pt;width:594.9pt;z-index:251661312;mso-width-relative:page;mso-height-relative:page;" filled="f" stroked="f" coordsize="21600,21600" o:gfxdata="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">
+                <v:fill on="f" focussize="0,0"/>
+                <v:stroke on="f" weight="0.5pt"/>
+                <v:imagedata o:title=""/>
+                <o:lock v:ext="edit" aspectratio="f"/>
+                <v:textbox>
+                  <w:txbxContent>
+                    <w:p>
+                      <w:pPr>
+                        <w:keepNext w:val="0"/>
+                        <w:keepLines w:val="0"/>
+                        <w:widowControl/>
+                        <w:suppressLineNumbers w:val="0"/>
+                        <w:jc w:val="center"/>
+                      </w:pPr>
+                      <w:r>
+                        <w:rPr>
+                          <w:rFonts w:hint="eastAsia" w:ascii="汉仪超粗宋简" w:hAnsi="汉仪超粗宋简" w:eastAsia="汉仪超粗宋简" w:cs="汉仪超粗宋简"/>
+                          <w:sz w:val="48"/>
+                          <w:szCs w:val="56"/>
+                          <w:lang w:val="en-US" w:eastAsia="zh-CN"/>
+                        </w:rPr>
+                        <w:t>具身智能机器人技术领域（高职</w:t>
+                      </w:r>
+                      <w:r>
+                        <w:rPr>
+                          <w:rFonts w:hint="eastAsia" w:ascii="微软雅黑" w:hAnsi="微软雅黑" w:eastAsia="微软雅黑" w:cs="微软雅黑"/>
+                          <w:sz w:val="48"/>
+                          <w:szCs w:val="56"/>
+                          <w:lang w:val="en-US" w:eastAsia="zh-CN"/>
+                        </w:rPr>
+                        <w:t>·</w:t>
+                      </w:r>
+                      <w:r>
+                        <w:rPr>
+                          <w:rFonts w:hint="eastAsia" w:ascii="汉仪超粗宋简" w:hAnsi="汉仪超粗宋简" w:eastAsia="汉仪超粗宋简" w:cs="汉仪超粗宋简"/>
+                          <w:sz w:val="48"/>
+                          <w:szCs w:val="56"/>
+                          <w:lang w:val="en-US" w:eastAsia="zh-CN"/>
+                        </w:rPr>
+                        <w:t>星辰版）</w:t>
+                      </w:r>
+                    </w:p>
+                    <w:p>
+                      <w:pPr>
+                        <w:jc w:val="center"/>
+                        <w:rPr>
+                          <w:rFonts w:hint="eastAsia" w:ascii="汉仪超粗宋简" w:hAnsi="汉仪超粗宋简" w:eastAsia="汉仪超粗宋简" w:cs="汉仪超粗宋简"/>
+                          <w:sz w:val="48"/>
+                          <w:szCs w:val="56"/>
+                          <w:lang w:val="en-US" w:eastAsia="zh-CN"/>
+                        </w:rPr>
+                      </w:pPr>
+                    </w:p>
+                  </w:txbxContent>
+                </v:textbox>
+              </v:shape>
+            </w:pict>
+          </mc:Fallback>
+        </mc:AlternateContent>
+      </w:r>
+    </w:p>
+    <w:p/>
+    <w:p>
+      <w:bookmarkStart w:id="0" w:name="_GoBack"/>
+      <w:bookmarkEnd w:id="0"/>
+      <w:r>
+        <w:rPr>
+          <w:sz w:val="21"/>
+        </w:rPr>
+        <mc:AlternateContent>
+          <mc:Choice Requires="wps">
+            <w:drawing>
+              <wp:anchor distT="0" distB="0" distL="114300" distR="114300" simplePos="0" relativeHeight="251662336" behindDoc="0" locked="0" layoutInCell="1" allowOverlap="1">
+                <wp:simplePos x="0" y="0"/>
+                <wp:positionH relativeFrom="column">
+                  <wp:posOffset>586740</wp:posOffset>
+                </wp:positionH>
+                <wp:positionV relativeFrom="paragraph">
+                  <wp:posOffset>239395</wp:posOffset>
+                </wp:positionV>
+                <wp:extent cx="4104005" cy="942975"/>
+                <wp:effectExtent l="0" t="0" r="0" b="0"/>
+                <wp:wrapNone/>
+                <wp:docPr id="21" name="文本框 21"/>
+                <wp:cNvGraphicFramePr/>
+                <a:graphic xmlns:a="http://schemas.openxmlformats.org/drawingml/2006/main">
+                  <a:graphicData uri="http://schemas.microsoft.com/office/word/2010/wordprocessingShape">
+                    <wps:wsp>
+                      <wps:cNvSpPr txBox="1"/>
+                      <wps:spPr>
+                        <a:xfrm>
+                          <a:off x="304165" y="8679180"/>
+                          <a:ext cx="3302000" cy="698500"/>
+                        </a:xfrm>
+                        <a:prstGeom prst="rect">
+                          <a:avLst/>
+                        </a:prstGeom>
+                        <a:noFill/>
+                        <a:ln w="6350">
+                          <a:noFill/>
+                        </a:ln>
+                        <a:effectLst/>
+                      </wps:spPr>
+                      <wps:txbx>
+                        <w:txbxContent>
+                          <w:p>
+                            <w:pPr>
+                              <w:keepNext w:val="0"/>
+                              <w:keepLines w:val="0"/>
+                              <w:pageBreakBefore w:val="0"/>
+                              <w:widowControl w:val="0"/>
+                              <w:kinsoku/>
+                              <w:wordWrap w:val="0"/>
+                              <w:overflowPunct/>
+                              <w:topLinePunct w:val="0"/>
+                              <w:autoSpaceDE/>
+                              <w:autoSpaceDN/>
+                              <w:bidi w:val="0"/>
+                              <w:adjustRightInd/>
+                              <w:snapToGrid/>
+                              <w:spacing w:line="360" w:lineRule="exact"/>
+                              <w:jc w:val="right"/>
+                              <w:textAlignment w:val="auto"/>
+                              <w:rPr>
+                                <w:rFonts w:hint="default" w:ascii="宋体" w:hAnsi="宋体" w:cs="宋体"/>
+                                <w:sz w:val="21"/>
+                                <w:szCs w:val="24"/>
+                                <w:u w:val="none"/>
+                                <w:lang w:val="en-US" w:eastAsia="zh-CN"/>
+                              </w:rPr>
+                            </w:pPr>
+                            <w:r>
+                              <w:rPr>
+                                <w:rFonts w:hint="eastAsia" w:ascii="微软雅黑" w:hAnsi="微软雅黑" w:eastAsia="微软雅黑" w:cs="微软雅黑"/>
+                                <w:sz w:val="21"/>
+                                <w:szCs w:val="24"/>
+                                <w:u w:val="none"/>
+                                <w:lang w:val="en-US" w:eastAsia="zh-CN"/>
+                              </w:rPr>
+                              <w:t xml:space="preserve">李奎 </w:t>
+                            </w:r>
+                            <w:r>
+                              <w:rPr>
+                                <w:rFonts w:hint="eastAsia" w:ascii="微软雅黑" w:hAnsi="微软雅黑" w:eastAsia="微软雅黑" w:cs="微软雅黑"/>
+                                <w:b/>
+                                <w:bCs/>
+                                <w:sz w:val="21"/>
+                                <w:szCs w:val="24"/>
+                                <w:u w:val="none"/>
+                                <w:lang w:val="en-US" w:eastAsia="zh-CN"/>
+                              </w:rPr>
+                              <w:t>编著</w:t>
+                            </w:r>
+                          </w:p>
+                        </w:txbxContent>
+                      </wps:txbx>
+                      <wps:bodyPr rot="0" spcFirstLastPara="0" vertOverflow="overflow" horzOverflow="overflow" vert="horz" wrap="square" lIns="91440" tIns="45720" rIns="91440" bIns="45720" numCol="1" spcCol="0" rtlCol="0" fromWordArt="0" anchor="t" anchorCtr="0" forceAA="0" compatLnSpc="1">
+                        <a:noAutofit/>
+                      </wps:bodyPr>
+                    </wps:wsp>
+                  </a:graphicData>
+                </a:graphic>
+              </wp:anchor>
+            </w:drawing>
+          </mc:Choice>
+          <mc:Fallback>
+            <w:pict>
+              <v:shape id="_x0000_s1026" o:spid="_x0000_s1026" o:spt="202" type="#_x0000_t202" style="position:absolute;left:0pt;margin-left:46.2pt;margin-top:18.85pt;height:74.25pt;width:323.15pt;z-index:251662336;mso-width-relative:page;mso-height-relative:page;" filled="f" stroked="f" coordsize="21600,21600" o:gfxdata="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">
+                <v:fill on="f" focussize="0,0"/>
+                <v:stroke on="f" weight="0.5pt"/>
+                <v:imagedata o:title=""/>
+                <o:lock v:ext="edit" aspectratio="f"/>
+                <v:textbox>
+                  <w:txbxContent>
+                    <w:p>
+                      <w:pPr>
+                        <w:keepNext w:val="0"/>
+                        <w:keepLines w:val="0"/>
+                        <w:pageBreakBefore w:val="0"/>
+                        <w:widowControl w:val="0"/>
+                        <w:kinsoku/>
+                        <w:wordWrap w:val="0"/>
+                        <w:overflowPunct/>
+                        <w:topLinePunct w:val="0"/>
+                        <w:autoSpaceDE/>
+                        <w:autoSpaceDN/>
+                        <w:bidi w:val="0"/>
+                        <w:adjustRightInd/>
+                        <w:snapToGrid/>
+                        <w:spacing w:line="360" w:lineRule="exact"/>
+                        <w:jc w:val="right"/>
+                        <w:textAlignment w:val="auto"/>
+                        <w:rPr>
+                          <w:rFonts w:hint="default" w:ascii="宋体" w:hAnsi="宋体" w:cs="宋体"/>
+                          <w:sz w:val="21"/>
+                          <w:szCs w:val="24"/>
+                          <w:u w:val="none"/>
+                          <w:lang w:val="en-US" w:eastAsia="zh-CN"/>
+                        </w:rPr>
+                      </w:pPr>
+                      <w:r>
+                        <w:rPr>
+                          <w:rFonts w:hint="eastAsia" w:ascii="微软雅黑" w:hAnsi="微软雅黑" w:eastAsia="微软雅黑" w:cs="微软雅黑"/>
+                          <w:sz w:val="21"/>
+                          <w:szCs w:val="24"/>
+                          <w:u w:val="none"/>
+                          <w:lang w:val="en-US" w:eastAsia="zh-CN"/>
+                        </w:rPr>
+                        <w:t xml:space="preserve">李奎 </w:t>
+                      </w:r>
+                      <w:r>
+                        <w:rPr>
+                          <w:rFonts w:hint="eastAsia" w:ascii="微软雅黑" w:hAnsi="微软雅黑" w:eastAsia="微软雅黑" w:cs="微软雅黑"/>
+                          <w:b/>
+                          <w:bCs/>
+                          <w:sz w:val="21"/>
+                          <w:szCs w:val="24"/>
+                          <w:u w:val="none"/>
+                          <w:lang w:val="en-US" w:eastAsia="zh-CN"/>
+                        </w:rPr>
+                        <w:t>编著</w:t>
+                      </w:r>
+                    </w:p>
+                  </w:txbxContent>
+                </v:textbox>
+              </v:shape>
+            </w:pict>
+          </mc:Fallback>
+        </mc:AlternateContent>
       </w:r>
     </w:p>
     <w:p>
@@ -430,12 +854,7 @@
           </w:tcPr>
           <w:p>
             <w:r>
-              <w:t>在核心课程教学大纲中补充推荐教材信息；嵌入式系统应用课程配套STM32芯</w:t>
-            </w:r>
-            <w:bookmarkStart w:id="0" w:name="_GoBack"/>
-            <w:bookmarkEnd w:id="0"/>
-            <w:r>
-              <w:t>片；ROS2机器人应用开发更新为ROS2体系；机器人视觉技术课程结合OpenCV、YOLO方案。</w:t>
+              <w:t>在核心课程教学大纲中补充推荐教材信息；嵌入式系统设计与开发课程配套STM32芯片；ROS2 机器人系统更新为ROS2体系；机器视觉课程结合OpenCV、YOLO方案。</w:t>
             </w:r>
           </w:p>
         </w:tc>
@@ -2595,7 +3014,7 @@
                 <w:rFonts w:ascii="宋体" w:hAnsi="宋体" w:eastAsia="宋体"/>
                 <w:sz w:val="20"/>
               </w:rPr>
-              <w:t>机器人学基础</w:t>
+              <w:t>机器人学导论（运动学 / 动力学）</w:t>
             </w:r>
             <w:r>
               <w:rPr>
@@ -2774,7 +3193,7 @@
                 <w:rFonts w:ascii="宋体" w:hAnsi="宋体" w:eastAsia="宋体"/>
                 <w:sz w:val="20"/>
               </w:rPr>
-              <w:t>智能传感器技术</w:t>
+              <w:t>传感器原理与数据采集</w:t>
             </w:r>
             <w:r>
               <w:rPr>
@@ -2788,7 +3207,7 @@
                 <w:rFonts w:ascii="宋体" w:hAnsi="宋体" w:eastAsia="宋体"/>
                 <w:sz w:val="20"/>
               </w:rPr>
-              <w:t>机器人视觉技术</w:t>
+              <w:t>机器视觉</w:t>
             </w:r>
           </w:p>
         </w:tc>
@@ -3054,7 +3473,7 @@
                 <w:rFonts w:ascii="宋体" w:hAnsi="宋体" w:eastAsia="宋体"/>
                 <w:sz w:val="20"/>
               </w:rPr>
-              <w:t>ROS2机器人应用开发</w:t>
+              <w:t>ROS2 机器人系统</w:t>
             </w:r>
             <w:r>
               <w:rPr>
@@ -3068,7 +3487,7 @@
                 <w:rFonts w:ascii="宋体" w:hAnsi="宋体" w:eastAsia="宋体"/>
                 <w:sz w:val="20"/>
               </w:rPr>
-              <w:t>嵌入式系统应用</w:t>
+              <w:t>嵌入式系统设计与开发</w:t>
             </w:r>
             <w:r>
               <w:rPr>
@@ -3475,12 +3894,12 @@
             <v:path/>
             <v:fill on="f" focussize="0,0"/>
             <v:stroke on="f"/>
-            <v:imagedata r:id="rId7" o:title=""/>
+            <v:imagedata r:id="rId8" o:title=""/>
             <o:lock v:ext="edit" aspectratio="f"/>
             <w10:wrap type="none"/>
             <w10:anchorlock/>
           </v:shape>
-          <o:OLEObject Type="Embed" ProgID="Visio.Drawing.15" ShapeID="_x0000_i1025" DrawAspect="Content" ObjectID="_1468075725" r:id="rId6">
+          <o:OLEObject Type="Embed" ProgID="Visio.Drawing.15" ShapeID="_x0000_i1025" DrawAspect="Content" ObjectID="_1468075725" r:id="rId7">
             <o:LockedField>false</o:LockedField>
           </o:OLEObject>
         </w:object>
@@ -3725,6 +4144,12 @@
             <w:insideH w:val="single" w:color="auto" w:sz="4" w:space="0"/>
             <w:insideV w:val="single" w:color="auto" w:sz="4" w:space="0"/>
           </w:tblBorders>
+          <w:tblCellMar>
+            <w:top w:w="0" w:type="dxa"/>
+            <w:left w:w="108" w:type="dxa"/>
+            <w:bottom w:w="0" w:type="dxa"/>
+            <w:right w:w="108" w:type="dxa"/>
+          </w:tblCellMar>
         </w:tblPrEx>
         <w:trPr>
           <w:jc w:val="center"/>
@@ -5303,7 +5728,7 @@
                 <w:rFonts w:ascii="宋体" w:hAnsi="宋体" w:eastAsia="宋体"/>
                 <w:sz w:val="20"/>
               </w:rPr>
-              <w:t>机器人学基础</w:t>
+              <w:t>机器人学导论（运动学 / 动力学）</w:t>
             </w:r>
           </w:p>
         </w:tc>
@@ -5466,7 +5891,7 @@
                 <w:rFonts w:ascii="宋体" w:hAnsi="宋体" w:eastAsia="宋体"/>
                 <w:sz w:val="20"/>
               </w:rPr>
-              <w:t>智能传感器技术</w:t>
+              <w:t>传感器原理与数据采集</w:t>
             </w:r>
           </w:p>
         </w:tc>
@@ -5625,7 +6050,7 @@
                 <w:rFonts w:ascii="宋体" w:hAnsi="宋体" w:eastAsia="宋体"/>
                 <w:sz w:val="20"/>
               </w:rPr>
-              <w:t>嵌入式系统应用</w:t>
+              <w:t>嵌入式系统设计与开发</w:t>
             </w:r>
           </w:p>
         </w:tc>
@@ -5947,7 +6372,7 @@
                 <w:rFonts w:ascii="宋体" w:hAnsi="宋体" w:eastAsia="宋体"/>
                 <w:sz w:val="20"/>
               </w:rPr>
-              <w:t>ROS2机器人应用开发</w:t>
+              <w:t>ROS2 机器人系统</w:t>
             </w:r>
           </w:p>
         </w:tc>
@@ -6110,7 +6535,7 @@
                 <w:rFonts w:ascii="宋体" w:hAnsi="宋体" w:eastAsia="宋体"/>
                 <w:sz w:val="20"/>
               </w:rPr>
-              <w:t>机器人视觉技术</w:t>
+              <w:t>机器视觉</w:t>
             </w:r>
           </w:p>
         </w:tc>
@@ -6551,16 +6976,6 @@
           <w:sz w:val="30"/>
         </w:rPr>
         <w:t>6.4 专业方向课程（第4学期，选修一个方向）</w:t>
-      </w:r>
-    </w:p>
-    <w:p>
-      <w:r>
-        <w:rPr>
-          <w:rFonts w:ascii="宋体" w:hAnsi="宋体" w:eastAsia="宋体"/>
-          <w:b/>
-          <w:sz w:val="24"/>
-        </w:rPr>
-        <w:t>方向一：部署运维方向</w:t>
       </w:r>
     </w:p>
     <w:tbl>
@@ -6603,12 +7018,6 @@
             <w:insideH w:val="single" w:color="auto" w:sz="4" w:space="0"/>
             <w:insideV w:val="single" w:color="auto" w:sz="4" w:space="0"/>
           </w:tblBorders>
-          <w:tblCellMar>
-            <w:top w:w="0" w:type="dxa"/>
-            <w:left w:w="108" w:type="dxa"/>
-            <w:bottom w:w="0" w:type="dxa"/>
-            <w:right w:w="108" w:type="dxa"/>
-          </w:tblCellMar>
         </w:tblPrEx>
         <w:trPr>
           <w:jc w:val="center"/>
@@ -7335,47 +7744,6 @@
           </w:p>
         </w:tc>
       </w:tr>
-    </w:tbl>
-    <w:p>
-      <w:r>
-        <w:rPr>
-          <w:rFonts w:ascii="宋体" w:hAnsi="宋体" w:eastAsia="宋体"/>
-          <w:b/>
-          <w:sz w:val="24"/>
-        </w:rPr>
-        <w:t>方向二：装配调试方向</w:t>
-      </w:r>
-    </w:p>
-    <w:tbl>
-      <w:tblPr>
-        <w:tblStyle w:val="33"/>
-        <w:tblW w:w="0" w:type="auto"/>
-        <w:jc w:val="center"/>
-        <w:tblBorders>
-          <w:top w:val="single" w:color="auto" w:sz="4" w:space="0"/>
-          <w:left w:val="single" w:color="auto" w:sz="4" w:space="0"/>
-          <w:bottom w:val="single" w:color="auto" w:sz="4" w:space="0"/>
-          <w:right w:val="single" w:color="auto" w:sz="4" w:space="0"/>
-          <w:insideH w:val="single" w:color="auto" w:sz="4" w:space="0"/>
-          <w:insideV w:val="single" w:color="auto" w:sz="4" w:space="0"/>
-        </w:tblBorders>
-        <w:tblLayout w:type="autofit"/>
-        <w:tblCellMar>
-          <w:top w:w="0" w:type="dxa"/>
-          <w:left w:w="108" w:type="dxa"/>
-          <w:bottom w:w="0" w:type="dxa"/>
-          <w:right w:w="108" w:type="dxa"/>
-        </w:tblCellMar>
-      </w:tblPr>
-      <w:tblGrid>
-        <w:gridCol w:w="1234"/>
-        <w:gridCol w:w="1234"/>
-        <w:gridCol w:w="1234"/>
-        <w:gridCol w:w="1234"/>
-        <w:gridCol w:w="1234"/>
-        <w:gridCol w:w="1234"/>
-        <w:gridCol w:w="1234"/>
-      </w:tblGrid>
       <w:tr>
         <w:tblPrEx>
           <w:tblBorders>
@@ -8380,7 +8748,7 @@
                 <w:rFonts w:ascii="宋体" w:hAnsi="宋体" w:eastAsia="宋体"/>
                 <w:sz w:val="20"/>
               </w:rPr>
-              <w:t>计算机视觉基础</w:t>
+              <w:t>机器视觉基础</w:t>
             </w:r>
           </w:p>
         </w:tc>
@@ -16836,7 +17204,7 @@
                 <w:rFonts w:ascii="宋体" w:hAnsi="宋体" w:eastAsia="宋体"/>
                 <w:sz w:val="20"/>
               </w:rPr>
-              <w:t>机器人学基础</w:t>
+              <w:t>机器人学导论（运动学 / 动力学）</w:t>
             </w:r>
           </w:p>
         </w:tc>
@@ -17028,7 +17396,7 @@
                 <w:rFonts w:ascii="宋体" w:hAnsi="宋体" w:eastAsia="宋体"/>
                 <w:sz w:val="20"/>
               </w:rPr>
-              <w:t>智能传感器技术</w:t>
+              <w:t>传感器原理与数据采集</w:t>
             </w:r>
           </w:p>
         </w:tc>
@@ -17214,7 +17582,7 @@
                 <w:rFonts w:ascii="宋体" w:hAnsi="宋体" w:eastAsia="宋体"/>
                 <w:sz w:val="20"/>
               </w:rPr>
-              <w:t>嵌入式系统应用</w:t>
+              <w:t>嵌入式系统设计与开发</w:t>
             </w:r>
           </w:p>
         </w:tc>
@@ -17406,7 +17774,7 @@
                 <w:rFonts w:ascii="宋体" w:hAnsi="宋体" w:eastAsia="宋体"/>
                 <w:sz w:val="20"/>
               </w:rPr>
-              <w:t>机器人视觉技术</w:t>
+              <w:t>机器视觉</w:t>
             </w:r>
           </w:p>
         </w:tc>
@@ -19075,7 +19443,7 @@
                 <w:rFonts w:ascii="宋体" w:hAnsi="宋体" w:eastAsia="宋体"/>
                 <w:sz w:val="20"/>
               </w:rPr>
-              <w:t>ROS2机器人应用开发</w:t>
+              <w:t>ROS2 机器人系统</w:t>
             </w:r>
           </w:p>
         </w:tc>
@@ -21993,7 +22361,7 @@
           <w:b w:val="0"/>
           <w:sz w:val="24"/>
         </w:rPr>
-        <w:t>• 高等数学+线性代数基础（第1-2学期）→ 机器人学基础/运动控制技术（第3-4学期）</w:t>
+        <w:t>• 高等数学+线性代数基础（第1-2学期）→ 机器人学导论（运动学 / 动力学）/运动控制技术（第3-4学期）</w:t>
       </w:r>
     </w:p>
     <w:p>
@@ -22003,7 +22371,7 @@
           <w:b w:val="0"/>
           <w:sz w:val="24"/>
         </w:rPr>
-        <w:t>• 电工电子技术基础（第2学期）→ 嵌入式系统应用（第3学期）</w:t>
+        <w:t>• 电工电子技术基础（第2学期）→ 嵌入式系统设计与开发（第3学期）</w:t>
       </w:r>
     </w:p>
     <w:p>
@@ -22023,7 +22391,7 @@
           <w:b w:val="0"/>
           <w:sz w:val="24"/>
         </w:rPr>
-        <w:t>• 智能传感器技术（第3学期）→ 机器人视觉技术（第3学期）→ 机器人导航技术（第4学期）</w:t>
+        <w:t>• 传感器原理与数据采集（第3学期）→ 机器视觉（第3学期）→ 机器人导航技术（第4学期）</w:t>
       </w:r>
     </w:p>
     <w:p>
@@ -22033,7 +22401,7 @@
           <w:b w:val="0"/>
           <w:sz w:val="24"/>
         </w:rPr>
-        <w:t>• ROS2机器人应用开发（第4学期）→ 专业方向课（第4学期）</w:t>
+        <w:t>• ROS2 机器人系统（第4学期）→ 专业方向课（第4学期）</w:t>
       </w:r>
     </w:p>
     <w:p>
@@ -23550,7 +23918,7 @@
                 <w:rFonts w:ascii="宋体" w:hAnsi="宋体" w:eastAsia="宋体"/>
                 <w:sz w:val="20"/>
               </w:rPr>
-              <w:t>机器人学基础</w:t>
+              <w:t>机器人学导论（运动学 / 动力学）</w:t>
             </w:r>
           </w:p>
         </w:tc>
@@ -23707,7 +24075,7 @@
                 <w:rFonts w:ascii="宋体" w:hAnsi="宋体" w:eastAsia="宋体"/>
                 <w:sz w:val="20"/>
               </w:rPr>
-              <w:t>智能传感器技术</w:t>
+              <w:t>传感器原理与数据采集</w:t>
             </w:r>
           </w:p>
         </w:tc>
@@ -23865,7 +24233,7 @@
                 <w:rFonts w:ascii="宋体" w:hAnsi="宋体" w:eastAsia="宋体"/>
                 <w:sz w:val="20"/>
               </w:rPr>
-              <w:t>嵌入式系统应用</w:t>
+              <w:t>嵌入式系统设计与开发</w:t>
             </w:r>
           </w:p>
         </w:tc>
@@ -24173,7 +24541,7 @@
                 <w:rFonts w:ascii="宋体" w:hAnsi="宋体" w:eastAsia="宋体"/>
                 <w:sz w:val="20"/>
               </w:rPr>
-              <w:t>ROS2机器人应用开发</w:t>
+              <w:t>ROS2 机器人系统</w:t>
             </w:r>
           </w:p>
         </w:tc>
@@ -25611,7 +25979,7 @@
                 <w:rFonts w:ascii="宋体" w:hAnsi="宋体" w:eastAsia="宋体"/>
                 <w:sz w:val="20"/>
               </w:rPr>
-              <w:t>智能传感器技术、机器人装配与调试</w:t>
+              <w:t>传感器原理与数据采集、机器人装配与调试</w:t>
             </w:r>
           </w:p>
         </w:tc>
@@ -25704,7 +26072,7 @@
                 <w:rFonts w:ascii="宋体" w:hAnsi="宋体" w:eastAsia="宋体"/>
                 <w:sz w:val="20"/>
               </w:rPr>
-              <w:t>机器人装配与调试、智能传感器技术</w:t>
+              <w:t>机器人装配与调试、传感器原理与数据采集</w:t>
             </w:r>
           </w:p>
         </w:tc>
@@ -25793,7 +26161,7 @@
                 <w:rFonts w:ascii="宋体" w:hAnsi="宋体" w:eastAsia="宋体"/>
                 <w:sz w:val="20"/>
               </w:rPr>
-              <w:t>ROS2应用开发、机器人视觉技术</w:t>
+              <w:t>ROS2应用开发、机器视觉</w:t>
             </w:r>
           </w:p>
         </w:tc>
@@ -26068,7 +26436,7 @@
                 <w:rFonts w:ascii="宋体" w:hAnsi="宋体" w:eastAsia="宋体"/>
                 <w:sz w:val="20"/>
               </w:rPr>
-              <w:t>机器人导航技术、机器人视觉技术</w:t>
+              <w:t>机器人导航技术、机器视觉</w:t>
             </w:r>
           </w:p>
         </w:tc>
@@ -26120,7 +26488,7 @@
           <w:b w:val="0"/>
           <w:sz w:val="24"/>
         </w:rPr>
-        <w:t>以工业机器人为主，融合智能物联、自适应控制等技术，构建自动化生产线监控、智能物料搬运、精密装配及质量检测平台。支撑课程：机器人学基础、机器人运动控制技术、机器人装配与调试、嵌入式系统应用、ROS2机器人应用开发。</w:t>
+        <w:t>以工业机器人为主，融合智能物联、自适应控制等技术，构建自动化生产线监控、智能物料搬运、精密装配及质量检测平台。支撑课程：机器人学导论（运动学 / 动力学）、机器人运动控制技术、机器人装配与调试、嵌入式系统设计与开发、ROS2 机器人系统。</w:t>
       </w:r>
     </w:p>
     <w:p>
@@ -26143,7 +26511,7 @@
           <w:b w:val="0"/>
           <w:sz w:val="24"/>
         </w:rPr>
-        <w:t>以家庭服务机器人为核心，结合语音交互、视觉识别、自主导航等技术，构建安全监控、家务协助、健康管理等智能服务体系。支撑课程：机器人学基础、ROS2机器人应用开发、机器人视觉技术、机器人导航技术。</w:t>
+        <w:t>以家庭服务机器人为核心，结合语音交互、视觉识别、自主导航等技术，构建安全监控、家务协助、健康管理等智能服务体系。支撑课程：机器人学导论（运动学 / 动力学）、ROS2 机器人系统、机器视觉、机器人导航技术。</w:t>
       </w:r>
     </w:p>
     <w:p>
@@ -26166,7 +26534,7 @@
           <w:b w:val="0"/>
           <w:sz w:val="24"/>
         </w:rPr>
-        <w:t>以服务型机器人、无人车为核心，结合物联网、路径规划等技术，构建智能仓储、商品分拣、无人配送系统。支撑课程：机器人学基础、ROS2机器人应用开发、机器人导航技术、机器人视觉技术。</w:t>
+        <w:t>以服务型机器人、无人车为核心，结合物联网、路径规划等技术，构建智能仓储、商品分拣、无人配送系统。支撑课程：机器人学导论（运动学 / 动力学）、ROS2 机器人系统、机器人导航技术、机器视觉。</w:t>
       </w:r>
     </w:p>
     <w:p>
@@ -26189,7 +26557,7 @@
           <w:b w:val="0"/>
           <w:sz w:val="24"/>
         </w:rPr>
-        <w:t>面向危险环境作业、抢险救援、巡检勘探等需求，解决人类无法涉足的场景需求。支撑课程：机器人学基础、智能传感器技术、机器人导航技术、嵌入式系统应用。</w:t>
+        <w:t>面向危险环境作业、抢险救援、巡检勘探等需求，解决人类无法涉足的场景需求。支撑课程：机器人学导论（运动学 / 动力学）、传感器原理与数据采集、机器人导航技术、嵌入式系统设计与开发。</w:t>
       </w:r>
     </w:p>
     <w:p>
@@ -26738,7 +27106,7 @@
                 <w:rFonts w:ascii="宋体" w:hAnsi="宋体" w:eastAsia="宋体"/>
                 <w:sz w:val="20"/>
               </w:rPr>
-              <w:t>基础实操教学：计算机视觉、语音交互、大模型交互、传感器、ROS机器人、SLAM、机械臂应用等核心模块训练</w:t>
+              <w:t>基础实操教学：机器视觉、语音交互、大模型交互、传感器、ROS机器人、SLAM、机械臂应用等核心模块训练</w:t>
             </w:r>
           </w:p>
         </w:tc>
@@ -27172,7 +27540,7 @@
                 <w:rFonts w:ascii="宋体" w:hAnsi="宋体" w:eastAsia="宋体"/>
                 <w:sz w:val="20"/>
               </w:rPr>
-              <w:t>配套8大实践模块：计算机视觉、语音交互、大模型交互、传感器、ROS机器人、SLAM、机械臂、综合实训</w:t>
+              <w:t>配套8大实践模块：机器视觉、语音交互、大模型交互、传感器、ROS机器人、SLAM、机械臂、综合实训</w:t>
             </w:r>
           </w:p>
         </w:tc>
@@ -27312,7 +27680,7 @@
                 <w:rFonts w:ascii="宋体" w:hAnsi="宋体" w:eastAsia="宋体"/>
                 <w:sz w:val="20"/>
               </w:rPr>
-              <w:t>配套8大实践模块：计算机视觉、语音交互、大模型交互、ROS底盘控制、ROS机器人、SLAM、机械臂、竞赛基础</w:t>
+              <w:t>配套8大实践模块：机器视觉、语音交互、大模型交互、ROS底盘控制、ROS机器人、SLAM、机械臂、竞赛基础</w:t>
             </w:r>
           </w:p>
         </w:tc>
@@ -28549,7 +28917,7 @@
                 <w:rFonts w:ascii="宋体" w:hAnsi="宋体" w:eastAsia="宋体"/>
                 <w:sz w:val="20"/>
               </w:rPr>
-              <w:t>集成计算机视觉系统、语音处理系统、机械手臂及多种嵌入式应用模块；板载6TOPS边缘计算平台，支持TensorFlow、PyTorch等主流深度学习框架；部署AI大模型，实现本地化语音对话、图像推理等功能；支持机器视觉、ROS机器人、SLAM、自然语言处理、大模型交互开发等课程；配置6自由度机械臂及工业微型流水线；支持Ubuntu22.04、FreeRTOS等系统。</w:t>
+              <w:t>集成机器视觉系统、语音处理系统、机械手臂及多种嵌入式应用模块；板载6TOPS边缘计算平台，支持TensorFlow、PyTorch等主流深度学习框架；部署AI大模型，实现本地化语音对话、图像推理等功能；支持机器视觉、ROS机器人、SLAM、自然语言处理、大模型交互开发等课程；配置6自由度机械臂及工业微型流水线；支持Ubuntu22.04、FreeRTOS等系统。</w:t>
             </w:r>
           </w:p>
         </w:tc>
@@ -28624,7 +28992,7 @@
                 <w:rFonts w:ascii="宋体" w:hAnsi="宋体" w:eastAsia="宋体"/>
                 <w:sz w:val="20"/>
               </w:rPr>
-              <w:t>集成计算机视觉、语音处理、机械手臂、深度相机、激光雷达等传感器；八核64位高性能ARM芯片，内置6TOPs算力NPU；支持Ubuntu23+ROS2 Humble；配置麦克纳姆轮全向移动、6自由度机械臂；含智慧交通沙盘和智慧工厂沙盘；支持全国大学生智能汽车大赛、金砖赛。</w:t>
+              <w:t>集成机器视觉、语音处理、机械手臂、深度相机、激光雷达等传感器；八核64位高性能ARM芯片，内置6TOPs算力NPU；支持Ubuntu23+ROS2 Humble；配置麦克纳姆轮全向移动、6自由度机械臂；含智慧交通沙盘和智慧工厂沙盘；支持全国大学生智能汽车大赛、金砖赛。</w:t>
             </w:r>
           </w:p>
         </w:tc>
@@ -28931,7 +29299,7 @@
                 <w:rFonts w:ascii="宋体" w:hAnsi="宋体" w:eastAsia="宋体"/>
                 <w:sz w:val="20"/>
               </w:rPr>
-              <w:t>计算机视觉开发实践</w:t>
+              <w:t>机器人视觉应用与开发</w:t>
             </w:r>
           </w:p>
         </w:tc>
@@ -28948,7 +29316,7 @@
                 <w:rFonts w:ascii="宋体" w:hAnsi="宋体" w:eastAsia="宋体"/>
                 <w:sz w:val="20"/>
               </w:rPr>
-              <w:t>机器人视觉技术</w:t>
+              <w:t>机器视觉</w:t>
             </w:r>
           </w:p>
         </w:tc>
@@ -29004,7 +29372,7 @@
                 <w:rFonts w:ascii="宋体" w:hAnsi="宋体" w:eastAsia="宋体"/>
                 <w:sz w:val="20"/>
               </w:rPr>
-              <w:t>语音交互开发实践</w:t>
+              <w:t>机器人自然语言交互应用与开发</w:t>
             </w:r>
           </w:p>
         </w:tc>
@@ -29169,7 +29537,7 @@
                 <w:rFonts w:ascii="宋体" w:hAnsi="宋体" w:eastAsia="宋体"/>
                 <w:sz w:val="20"/>
               </w:rPr>
-              <w:t>智能传感器技术</w:t>
+              <w:t>传感器原理与数据采集</w:t>
             </w:r>
           </w:p>
         </w:tc>
@@ -29225,7 +29593,7 @@
                 <w:rFonts w:ascii="宋体" w:hAnsi="宋体" w:eastAsia="宋体"/>
                 <w:sz w:val="20"/>
               </w:rPr>
-              <w:t>ROS机器人开发实践</w:t>
+              <w:t>ROS2 机器人系统</w:t>
             </w:r>
           </w:p>
         </w:tc>
@@ -29242,7 +29610,7 @@
                 <w:rFonts w:ascii="宋体" w:hAnsi="宋体" w:eastAsia="宋体"/>
                 <w:sz w:val="20"/>
               </w:rPr>
-              <w:t>ROS2机器人应用开发</w:t>
+              <w:t>ROS2 机器人系统</w:t>
             </w:r>
           </w:p>
         </w:tc>
@@ -29298,7 +29666,7 @@
                 <w:rFonts w:ascii="宋体" w:hAnsi="宋体" w:eastAsia="宋体"/>
                 <w:sz w:val="20"/>
               </w:rPr>
-              <w:t>SLAM机器人开发实践</w:t>
+              <w:t>机器人SLAM与Nav应用开发</w:t>
             </w:r>
           </w:p>
         </w:tc>
@@ -29372,7 +29740,7 @@
                 <w:rFonts w:ascii="宋体" w:hAnsi="宋体" w:eastAsia="宋体"/>
                 <w:sz w:val="20"/>
               </w:rPr>
-              <w:t>机械臂应用开发实践</w:t>
+              <w:t>机器人机械臂应用与开发</w:t>
             </w:r>
           </w:p>
         </w:tc>
@@ -30551,7 +30919,7 @@
           <w:color w:val="003366"/>
           <w:sz w:val="30"/>
         </w:rPr>
-        <w:t>课程名称：机器人学基础</w:t>
+        <w:t>课程名称：机器人学导论（运动学 / 动力学）</w:t>
       </w:r>
     </w:p>
     <w:p>
@@ -30662,12 +31030,6 @@
             <w:insideH w:val="single" w:color="auto" w:sz="4" w:space="0"/>
             <w:insideV w:val="single" w:color="auto" w:sz="4" w:space="0"/>
           </w:tblBorders>
-          <w:tblCellMar>
-            <w:top w:w="0" w:type="dxa"/>
-            <w:left w:w="108" w:type="dxa"/>
-            <w:bottom w:w="0" w:type="dxa"/>
-            <w:right w:w="108" w:type="dxa"/>
-          </w:tblCellMar>
         </w:tblPrEx>
         <w:trPr>
           <w:jc w:val="center"/>
@@ -31570,7 +31932,7 @@
           <w:b w:val="0"/>
           <w:sz w:val="24"/>
         </w:rPr>
-        <w:t>先修课程：机械基础、电工电子技术基础、智能传感器技术</w:t>
+        <w:t>先修课程：机械基础、电工电子技术基础、传感器原理与数据采集</w:t>
       </w:r>
     </w:p>
     <w:p>
@@ -32576,7 +32938,7 @@
           <w:b w:val="0"/>
           <w:sz w:val="24"/>
         </w:rPr>
-        <w:t>先修课程：ROS2机器人应用开发、机器人导航技术</w:t>
+        <w:t>先修课程：ROS2 机器人系统、机器人导航技术</w:t>
       </w:r>
     </w:p>
     <w:p>
@@ -33582,7 +33944,7 @@
           <w:b w:val="0"/>
           <w:sz w:val="24"/>
         </w:rPr>
-        <w:t>先修课程：机器人装配与调试、嵌入式系统应用</w:t>
+        <w:t>先修课程：机器人装配与调试、嵌入式系统设计与开发</w:t>
       </w:r>
     </w:p>
     <w:p>
@@ -34568,7 +34930,7 @@
           <w:color w:val="003366"/>
           <w:sz w:val="30"/>
         </w:rPr>
-        <w:t>课程名称：ROS2机器人应用开发</w:t>
+        <w:t>课程名称：ROS2 机器人系统</w:t>
       </w:r>
     </w:p>
     <w:p>
@@ -35694,7 +36056,7 @@
         <w:pStyle w:val="4"/>
       </w:pPr>
       <w:r>
-        <w:t>课程名称：智能传感器技术</w:t>
+        <w:t>课程名称：传感器原理与数据采集</w:t>
       </w:r>
     </w:p>
     <w:p>
@@ -36826,7 +37188,7 @@
     </w:p>
     <w:p>
       <w:r>
-        <w:t>《智能传感器技术及应用》，王化祥 等编著，天津大学出版社，2022。（应用参考）</w:t>
+        <w:t>《传感器原理与数据采集及应用》，王化祥 等编著，天津大学出版社，2022。（应用参考）</w:t>
       </w:r>
     </w:p>
     <w:tbl>
@@ -37117,7 +37479,7 @@
         <w:pStyle w:val="4"/>
       </w:pPr>
       <w:r>
-        <w:t>课程名称：嵌入式系统应用</w:t>
+        <w:t>课程名称：嵌入式系统设计与开发</w:t>
       </w:r>
     </w:p>
     <w:p>
@@ -38194,14 +38556,6 @@
       </w:tblGrid>
       <w:tr>
         <w:tblPrEx>
-          <w:tblBorders>
-            <w:top w:val="single" w:color="auto" w:sz="4" w:space="0"/>
-            <w:left w:val="single" w:color="auto" w:sz="4" w:space="0"/>
-            <w:bottom w:val="single" w:color="auto" w:sz="4" w:space="0"/>
-            <w:right w:val="single" w:color="auto" w:sz="4" w:space="0"/>
-            <w:insideH w:val="single" w:color="auto" w:sz="4" w:space="0"/>
-            <w:insideV w:val="single" w:color="auto" w:sz="4" w:space="0"/>
-          </w:tblBorders>
           <w:tblCellMar>
             <w:top w:w="0" w:type="dxa"/>
             <w:left w:w="108" w:type="dxa"/>
@@ -38454,7 +38808,7 @@
         <w:pStyle w:val="4"/>
       </w:pPr>
       <w:r>
-        <w:t>课程名称：机器人视觉技术</w:t>
+        <w:t>课程名称：机器视觉</w:t>
       </w:r>
     </w:p>
     <w:p>
@@ -38464,7 +38818,7 @@
     </w:p>
     <w:p>
       <w:r>
-        <w:t>先修课程：Python程序设计基础、智能传感器技术</w:t>
+        <w:t>先修课程：Python程序设计基础、传感器原理与数据采集</w:t>
       </w:r>
     </w:p>
     <w:p>
@@ -39495,7 +39849,7 @@
     </w:p>
     <w:p>
       <w:r>
-        <w:t>《OpenCV 4计算机视觉项目实战》（第2版），Laganière R. 著，刘冰 译，人民邮电出版社，2021。</w:t>
+        <w:t>《OpenCV 4机器视觉项目实战》（第2版），Laganière R. 著，刘冰 译，人民邮电出版社，2021。</w:t>
       </w:r>
     </w:p>
     <w:p>
@@ -39801,7 +40155,7 @@
     </w:p>
     <w:p>
       <w:r>
-        <w:t>先修课程：机器人学基础、嵌入式系统应用</w:t>
+        <w:t>先修课程：机器人学导论（运动学 / 动力学）、嵌入式系统设计与开发</w:t>
       </w:r>
     </w:p>
     <w:p>
@@ -41048,12 +41402,6 @@
             <w:insideH w:val="single" w:color="auto" w:sz="4" w:space="0"/>
             <w:insideV w:val="single" w:color="auto" w:sz="4" w:space="0"/>
           </w:tblBorders>
-          <w:tblCellMar>
-            <w:top w:w="0" w:type="dxa"/>
-            <w:left w:w="108" w:type="dxa"/>
-            <w:bottom w:w="0" w:type="dxa"/>
-            <w:right w:w="108" w:type="dxa"/>
-          </w:tblCellMar>
         </w:tblPrEx>
         <w:trPr>
           <w:jc w:val="center"/>
@@ -41310,7 +41658,7 @@
     </w:p>
     <w:p>
       <w:r>
-        <w:t>先修课程：智能传感器技术、机器人视觉技术</w:t>
+        <w:t>先修课程：传感器原理与数据采集、机器视觉</w:t>
       </w:r>
     </w:p>
     <w:p>
@@ -41381,12 +41729,6 @@
             <w:insideH w:val="single" w:color="auto" w:sz="4" w:space="0"/>
             <w:insideV w:val="single" w:color="auto" w:sz="4" w:space="0"/>
           </w:tblBorders>
-          <w:tblCellMar>
-            <w:top w:w="0" w:type="dxa"/>
-            <w:left w:w="108" w:type="dxa"/>
-            <w:bottom w:w="0" w:type="dxa"/>
-            <w:right w:w="108" w:type="dxa"/>
-          </w:tblCellMar>
         </w:tblPrEx>
         <w:trPr>
           <w:jc w:val="center"/>
@@ -45139,7 +45481,7 @@
         <w:pStyle w:val="4"/>
       </w:pPr>
       <w:r>
-        <w:t>课程名称：具身智能数据标注与治理</w:t>
+        <w:t>课程名称：具身智能数据工程</w:t>
       </w:r>
     </w:p>
     <w:p>
@@ -45149,7 +45491,7 @@
     </w:p>
     <w:p>
       <w:r>
-        <w:t>先修课程：Python程序设计基础、机器人视觉技术</w:t>
+        <w:t>先修课程：Python程序设计基础、机器视觉</w:t>
       </w:r>
     </w:p>
     <w:p>
@@ -46138,12 +46480,6 @@
             <w:insideH w:val="single" w:color="auto" w:sz="4" w:space="0"/>
             <w:insideV w:val="single" w:color="auto" w:sz="4" w:space="0"/>
           </w:tblBorders>
-          <w:tblCellMar>
-            <w:top w:w="0" w:type="dxa"/>
-            <w:left w:w="108" w:type="dxa"/>
-            <w:bottom w:w="0" w:type="dxa"/>
-            <w:right w:w="108" w:type="dxa"/>
-          </w:tblCellMar>
         </w:tblPrEx>
         <w:trPr>
           <w:jc w:val="center"/>
@@ -46515,6 +46851,36 @@
           <w:sz w:val="24"/>
         </w:rPr>
         <w:t>7. 专业适配：高职适配工业机器人技术、智能机器人技术等高职专科专业；本科适配人工智能、机器人工程等本科专业</w:t>
+      </w:r>
+    </w:p>
+    <w:p>
+      <w:r>
+        <w:rPr>
+          <w:rFonts w:ascii="宋体" w:hAnsi="宋体"/>
+          <w:b/>
+          <w:sz w:val="24"/>
+        </w:rPr>
+        <w:t>方向一：嵌入式软硬件方向</w:t>
+      </w:r>
+    </w:p>
+    <w:p>
+      <w:r>
+        <w:rPr>
+          <w:rFonts w:ascii="宋体" w:hAnsi="宋体" w:eastAsia="宋体"/>
+          <w:b/>
+          <w:sz w:val="24"/>
+        </w:rPr>
+        <w:t>方向二：机器人运动控制方向</w:t>
+      </w:r>
+    </w:p>
+    <w:p>
+      <w:r>
+        <w:rPr>
+          <w:rFonts w:ascii="宋体" w:hAnsi="宋体" w:eastAsia="宋体"/>
+          <w:b/>
+          <w:sz w:val="24"/>
+        </w:rPr>
+        <w:t>方向三：机器人运维方向</w:t>
       </w:r>
     </w:p>
     <w:sectPr>
@@ -46722,7 +47088,7 @@
   <w:docDefaults>
     <w:rPrDefault>
       <w:rPr>
-        <w:rFonts w:asciiTheme="minorHAnsi" w:hAnsiTheme="minorHAnsi" w:eastAsiaTheme="minorEastAsia" w:cstheme="minorBidi"/>
+        <w:rFonts w:ascii="Times New Roman" w:hAnsi="Times New Roman" w:eastAsia="宋体" w:cs="Times New Roman"/>
       </w:rPr>
     </w:rPrDefault>
     <w:pPrDefault/>
@@ -46773,7 +47139,7 @@
     <w:lsdException w:uiPriority="99" w:name="endnote reference"/>
     <w:lsdException w:uiPriority="99" w:name="endnote text"/>
     <w:lsdException w:uiPriority="99" w:name="table of authorities"/>
-    <w:lsdException w:uiPriority="99" w:semiHidden="0" w:name="macro"/>
+    <w:lsdException w:qFormat="1" w:uiPriority="99" w:semiHidden="0" w:name="macro"/>
     <w:lsdException w:uiPriority="99" w:name="toa heading"/>
     <w:lsdException w:qFormat="1" w:uiPriority="99" w:semiHidden="0" w:name="List"/>
     <w:lsdException w:uiPriority="99" w:semiHidden="0" w:name="List Bullet"/>
@@ -47257,6 +47623,7 @@
     <w:name w:val="macro"/>
     <w:link w:val="147"/>
     <w:unhideWhenUsed/>
+    <w:qFormat/>
     <w:uiPriority w:val="99"/>
     <w:pPr>
       <w:tabs>
@@ -59241,12 +59608,14 @@
     <w:name w:val="Body Text Char"/>
     <w:basedOn w:val="132"/>
     <w:link w:val="19"/>
+    <w:qFormat/>
     <w:uiPriority w:val="99"/>
   </w:style>
   <w:style w:type="character" w:customStyle="1" w:styleId="145">
     <w:name w:val="Body Text 2 Char"/>
     <w:basedOn w:val="132"/>
     <w:link w:val="28"/>
+    <w:qFormat/>
     <w:uiPriority w:val="99"/>
   </w:style>
   <w:style w:type="character" w:customStyle="1" w:styleId="146">
@@ -59264,6 +59633,7 @@
     <w:name w:val="Macro Text Char"/>
     <w:basedOn w:val="132"/>
     <w:link w:val="2"/>
+    <w:qFormat/>
     <w:uiPriority w:val="99"/>
     <w:rPr>
       <w:rFonts w:ascii="Courier" w:hAnsi="Courier"/>
@@ -59293,6 +59663,7 @@
     <w:name w:val="Quote Char"/>
     <w:basedOn w:val="132"/>
     <w:link w:val="148"/>
+    <w:qFormat/>
     <w:uiPriority w:val="29"/>
     <w:rPr>
       <w:i/>
@@ -59331,6 +59702,7 @@
     <w:basedOn w:val="132"/>
     <w:link w:val="7"/>
     <w:semiHidden/>
+    <w:qFormat/>
     <w:uiPriority w:val="9"/>
     <w:rPr>
       <w:rFonts w:asciiTheme="majorHAnsi" w:hAnsiTheme="majorHAnsi" w:eastAsiaTheme="majorEastAsia" w:cstheme="majorBidi"/>
@@ -59396,6 +59768,7 @@
     <w:basedOn w:val="132"/>
     <w:link w:val="11"/>
     <w:semiHidden/>
+    <w:qFormat/>
     <w:uiPriority w:val="9"/>
     <w:rPr>
       <w:rFonts w:asciiTheme="majorHAnsi" w:hAnsiTheme="majorHAnsi" w:eastAsiaTheme="majorEastAsia" w:cstheme="majorBidi"/>
@@ -59879,10 +60252,27 @@
 </file>
 
 <file path=customXml/item1.xml><?xml version="1.0" encoding="utf-8"?>
+<s:customData xmlns="http://www.wps.cn/officeDocument/2013/wpsCustomData" xmlns:s="http://www.wps.cn/officeDocument/2013/wpsCustomData">
+  <customSectProps/>
+  <customShpExts>
+    <customShpInfo spid="_x0000_s1026" textRotate="1"/>
+  </customShpExts>
+</s:customData>
+</file>
+
+<file path=customXml/item2.xml><?xml version="1.0" encoding="utf-8"?>
 <b:Sources xmlns:b="http://schemas.openxmlformats.org/officeDocument/2006/bibliography" xmlns="http://schemas.openxmlformats.org/officeDocument/2006/bibliography" SelectedStyle="/APA.XSL" StyleName="APA"/>
 </file>
 
 <file path=customXml/itemProps1.xml><?xml version="1.0" encoding="utf-8"?>
+<ds:datastoreItem xmlns:ds="http://schemas.openxmlformats.org/officeDocument/2006/customXml" ds:itemID="{B1977F7D-205B-4081-913C-38D41E755F92}">
+  <ds:schemaRefs>
+    <ds:schemaRef ds:uri="http://www.wps.cn/officeDocument/2013/wpsCustomData"/>
+  </ds:schemaRefs>
+</ds:datastoreItem>
+</file>
+
+<file path=customXml/itemProps2.xml><?xml version="1.0" encoding="utf-8"?>
 <ds:datastoreItem xmlns:ds="http://schemas.openxmlformats.org/officeDocument/2006/customXml" ds:itemID="{EF278816-EC6F-A645-907D-7F25AECB1D4A}">
   <ds:schemaRefs/>
 </ds:datastoreItem>
